--- a/Practicas/INVESTIGACIÓN/mamposteria.docx
+++ b/Practicas/INVESTIGACIÓN/mamposteria.docx
@@ -29,14 +29,11 @@
     </w:p>
     <w:p>
       <w:pPr>
-        <w:pStyle w:val="Prrafodelista"/>
-        <w:numPr>
-          <w:ilvl w:val="0"/>
-          <w:numId w:val="1"/>
-        </w:numPr>
-        <w:spacing w:line="360" w:lineRule="auto"/>
-        <w:rPr>
-          <w:rFonts w:ascii="Times New Roman" w:hAnsi="Times New Roman" w:cs="Times New Roman"/>
+        <w:spacing w:line="360" w:lineRule="auto"/>
+        <w:rPr>
+          <w:rFonts w:ascii="Times New Roman" w:hAnsi="Times New Roman" w:cs="Times New Roman"/>
+          <w:b/>
+          <w:bCs/>
           <w:sz w:val="24"/>
           <w:szCs w:val="24"/>
           <w:lang w:val="es-ES"/>
@@ -45,11 +42,13 @@
       <w:r>
         <w:rPr>
           <w:rFonts w:ascii="Times New Roman" w:hAnsi="Times New Roman" w:cs="Times New Roman"/>
+          <w:b/>
+          <w:bCs/>
           <w:sz w:val="24"/>
           <w:szCs w:val="24"/>
           <w:lang w:val="es-ES"/>
         </w:rPr>
-        <w:t xml:space="preserve">Levantado de muros de mampostería: </w:t>
+        <w:t>Levantado de muros de mampostería</w:t>
       </w:r>
     </w:p>
     <w:p>
@@ -223,28 +222,123 @@
     <w:p>
       <w:pPr>
         <w:pStyle w:val="Prrafodelista"/>
-        <w:numPr>
-          <w:ilvl w:val="0"/>
-          <w:numId w:val="1"/>
-        </w:numPr>
-        <w:spacing w:line="360" w:lineRule="auto"/>
-        <w:rPr>
-          <w:rFonts w:ascii="Times New Roman" w:hAnsi="Times New Roman" w:cs="Times New Roman"/>
-          <w:b/>
-          <w:bCs/>
-          <w:sz w:val="24"/>
-          <w:szCs w:val="24"/>
-        </w:rPr>
-      </w:pPr>
-      <w:r>
-        <w:rPr>
-          <w:rFonts w:ascii="Times New Roman" w:hAnsi="Times New Roman" w:cs="Times New Roman"/>
-          <w:b/>
-          <w:bCs/>
-          <w:sz w:val="24"/>
-          <w:szCs w:val="24"/>
-        </w:rPr>
-        <w:t>Mochetas (pilastras en huecos)</w:t>
+        <w:spacing w:line="360" w:lineRule="auto"/>
+        <w:ind w:left="1428"/>
+        <w:rPr>
+          <w:rFonts w:ascii="Times New Roman" w:hAnsi="Times New Roman" w:cs="Times New Roman"/>
+          <w:sz w:val="24"/>
+          <w:szCs w:val="24"/>
+        </w:rPr>
+      </w:pPr>
+    </w:p>
+    <w:p>
+      <w:pPr>
+        <w:spacing w:line="360" w:lineRule="auto"/>
+        <w:rPr>
+          <w:rFonts w:ascii="Times New Roman" w:hAnsi="Times New Roman" w:cs="Times New Roman"/>
+          <w:sz w:val="24"/>
+          <w:szCs w:val="24"/>
+        </w:rPr>
+      </w:pPr>
+      <w:r>
+        <w:rPr>
+          <w:noProof/>
+        </w:rPr>
+        <w:drawing>
+          <wp:inline distT="0" distB="0" distL="0" distR="0" wp14:anchorId="679E8F0D" wp14:editId="392E8EA3">
+            <wp:extent cx="3448050" cy="2006600"/>
+            <wp:effectExtent l="0" t="0" r="0" b="0"/>
+            <wp:docPr id="948365008" name="Imagen 1" descr="Construcción de muros: altura máxima por jornada de trabajo"/>
+            <wp:cNvGraphicFramePr>
+              <a:graphicFrameLocks xmlns:a="http://schemas.openxmlformats.org/drawingml/2006/main" noChangeAspect="1"/>
+            </wp:cNvGraphicFramePr>
+            <a:graphic xmlns:a="http://schemas.openxmlformats.org/drawingml/2006/main">
+              <a:graphicData uri="http://schemas.openxmlformats.org/drawingml/2006/picture">
+                <pic:pic xmlns:pic="http://schemas.openxmlformats.org/drawingml/2006/picture">
+                  <pic:nvPicPr>
+                    <pic:cNvPr id="0" name="Picture 1" descr="Construcción de muros: altura máxima por jornada de trabajo"/>
+                    <pic:cNvPicPr>
+                      <a:picLocks noChangeAspect="1" noChangeArrowheads="1"/>
+                    </pic:cNvPicPr>
+                  </pic:nvPicPr>
+                  <pic:blipFill rotWithShape="1">
+                    <a:blip r:embed="rId5">
+                      <a:extLst>
+                        <a:ext uri="{28A0092B-C50C-407E-A947-70E740481C1C}">
+                          <a14:useLocalDpi xmlns:a14="http://schemas.microsoft.com/office/drawing/2010/main" val="0"/>
+                        </a:ext>
+                      </a:extLst>
+                    </a:blip>
+                    <a:srcRect l="18217" t="15141" r="20345" b="16505"/>
+                    <a:stretch>
+                      <a:fillRect/>
+                    </a:stretch>
+                  </pic:blipFill>
+                  <pic:spPr bwMode="auto">
+                    <a:xfrm>
+                      <a:off x="0" y="0"/>
+                      <a:ext cx="3448050" cy="2006600"/>
+                    </a:xfrm>
+                    <a:prstGeom prst="rect">
+                      <a:avLst/>
+                    </a:prstGeom>
+                    <a:noFill/>
+                    <a:ln>
+                      <a:noFill/>
+                    </a:ln>
+                    <a:extLst>
+                      <a:ext uri="{53640926-AAD7-44D8-BBD7-CCE9431645EC}">
+                        <a14:shadowObscured xmlns:a14="http://schemas.microsoft.com/office/drawing/2010/main"/>
+                      </a:ext>
+                    </a:extLst>
+                  </pic:spPr>
+                </pic:pic>
+              </a:graphicData>
+            </a:graphic>
+          </wp:inline>
+        </w:drawing>
+      </w:r>
+    </w:p>
+    <w:p>
+      <w:pPr>
+        <w:spacing w:line="360" w:lineRule="auto"/>
+        <w:rPr>
+          <w:rFonts w:ascii="Times New Roman" w:hAnsi="Times New Roman" w:cs="Times New Roman"/>
+          <w:sz w:val="24"/>
+          <w:szCs w:val="24"/>
+        </w:rPr>
+      </w:pPr>
+    </w:p>
+    <w:p>
+      <w:pPr>
+        <w:spacing w:line="360" w:lineRule="auto"/>
+        <w:rPr>
+          <w:rFonts w:ascii="Times New Roman" w:hAnsi="Times New Roman" w:cs="Times New Roman"/>
+          <w:sz w:val="24"/>
+          <w:szCs w:val="24"/>
+        </w:rPr>
+      </w:pPr>
+    </w:p>
+    <w:p>
+      <w:pPr>
+        <w:spacing w:line="360" w:lineRule="auto"/>
+        <w:rPr>
+          <w:rFonts w:ascii="Times New Roman" w:hAnsi="Times New Roman" w:cs="Times New Roman"/>
+          <w:b/>
+          <w:bCs/>
+          <w:sz w:val="24"/>
+          <w:szCs w:val="24"/>
+        </w:rPr>
+      </w:pPr>
+      <w:r>
+        <w:rPr>
+          <w:rFonts w:ascii="Times New Roman" w:hAnsi="Times New Roman" w:cs="Times New Roman"/>
+          <w:b/>
+          <w:bCs/>
+          <w:sz w:val="24"/>
+          <w:szCs w:val="24"/>
+        </w:rPr>
+        <w:t xml:space="preserve">Mochetas </w:t>
       </w:r>
     </w:p>
     <w:p>
@@ -376,6 +470,7 @@
           <w:sz w:val="24"/>
           <w:szCs w:val="24"/>
         </w:rPr>
+        <w:lastRenderedPageBreak/>
         <w:t>Instalación</w:t>
       </w:r>
       <w:r>
@@ -389,11 +484,168 @@
     </w:p>
     <w:p>
       <w:pPr>
-        <w:pStyle w:val="Prrafodelista"/>
-        <w:numPr>
-          <w:ilvl w:val="0"/>
-          <w:numId w:val="1"/>
-        </w:numPr>
+        <w:spacing w:line="360" w:lineRule="auto"/>
+        <w:rPr>
+          <w:rFonts w:ascii="Times New Roman" w:hAnsi="Times New Roman" w:cs="Times New Roman"/>
+          <w:sz w:val="24"/>
+          <w:szCs w:val="24"/>
+        </w:rPr>
+      </w:pPr>
+    </w:p>
+    <w:p>
+      <w:pPr>
+        <w:spacing w:line="360" w:lineRule="auto"/>
+        <w:rPr>
+          <w:rFonts w:ascii="Times New Roman" w:hAnsi="Times New Roman" w:cs="Times New Roman"/>
+          <w:b/>
+          <w:bCs/>
+          <w:sz w:val="24"/>
+          <w:szCs w:val="24"/>
+        </w:rPr>
+      </w:pPr>
+      <w:r>
+        <w:rPr>
+          <w:rFonts w:ascii="Times New Roman" w:hAnsi="Times New Roman" w:cs="Times New Roman"/>
+          <w:sz w:val="24"/>
+          <w:szCs w:val="24"/>
+        </w:rPr>
+        <w:drawing>
+          <wp:anchor distT="0" distB="0" distL="114300" distR="114300" simplePos="0" relativeHeight="251658240" behindDoc="0" locked="0" layoutInCell="1" allowOverlap="1" wp14:anchorId="08F25D61" wp14:editId="575D34FA">
+            <wp:simplePos x="0" y="0"/>
+            <wp:positionH relativeFrom="margin">
+              <wp:posOffset>1328420</wp:posOffset>
+            </wp:positionH>
+            <wp:positionV relativeFrom="margin">
+              <wp:posOffset>1246505</wp:posOffset>
+            </wp:positionV>
+            <wp:extent cx="962159" cy="1981477"/>
+            <wp:effectExtent l="0" t="0" r="0" b="0"/>
+            <wp:wrapSquare wrapText="bothSides"/>
+            <wp:docPr id="1559239446" name="Imagen 1"/>
+            <wp:cNvGraphicFramePr>
+              <a:graphicFrameLocks xmlns:a="http://schemas.openxmlformats.org/drawingml/2006/main" noChangeAspect="1"/>
+            </wp:cNvGraphicFramePr>
+            <a:graphic xmlns:a="http://schemas.openxmlformats.org/drawingml/2006/main">
+              <a:graphicData uri="http://schemas.openxmlformats.org/drawingml/2006/picture">
+                <pic:pic xmlns:pic="http://schemas.openxmlformats.org/drawingml/2006/picture">
+                  <pic:nvPicPr>
+                    <pic:cNvPr id="1559239446" name=""/>
+                    <pic:cNvPicPr/>
+                  </pic:nvPicPr>
+                  <pic:blipFill>
+                    <a:blip r:embed="rId6">
+                      <a:extLst>
+                        <a:ext uri="{28A0092B-C50C-407E-A947-70E740481C1C}">
+                          <a14:useLocalDpi xmlns:a14="http://schemas.microsoft.com/office/drawing/2010/main" val="0"/>
+                        </a:ext>
+                      </a:extLst>
+                    </a:blip>
+                    <a:stretch>
+                      <a:fillRect/>
+                    </a:stretch>
+                  </pic:blipFill>
+                  <pic:spPr>
+                    <a:xfrm>
+                      <a:off x="0" y="0"/>
+                      <a:ext cx="962159" cy="1981477"/>
+                    </a:xfrm>
+                    <a:prstGeom prst="rect">
+                      <a:avLst/>
+                    </a:prstGeom>
+                  </pic:spPr>
+                </pic:pic>
+              </a:graphicData>
+            </a:graphic>
+          </wp:anchor>
+        </w:drawing>
+      </w:r>
+    </w:p>
+    <w:p>
+      <w:pPr>
+        <w:spacing w:line="360" w:lineRule="auto"/>
+        <w:rPr>
+          <w:rFonts w:ascii="Times New Roman" w:hAnsi="Times New Roman" w:cs="Times New Roman"/>
+          <w:b/>
+          <w:bCs/>
+          <w:sz w:val="24"/>
+          <w:szCs w:val="24"/>
+        </w:rPr>
+      </w:pPr>
+    </w:p>
+    <w:p>
+      <w:pPr>
+        <w:spacing w:line="360" w:lineRule="auto"/>
+        <w:rPr>
+          <w:rFonts w:ascii="Times New Roman" w:hAnsi="Times New Roman" w:cs="Times New Roman"/>
+          <w:b/>
+          <w:bCs/>
+          <w:sz w:val="24"/>
+          <w:szCs w:val="24"/>
+        </w:rPr>
+      </w:pPr>
+    </w:p>
+    <w:p>
+      <w:pPr>
+        <w:spacing w:line="360" w:lineRule="auto"/>
+        <w:rPr>
+          <w:rFonts w:ascii="Times New Roman" w:hAnsi="Times New Roman" w:cs="Times New Roman"/>
+          <w:b/>
+          <w:bCs/>
+          <w:sz w:val="24"/>
+          <w:szCs w:val="24"/>
+        </w:rPr>
+      </w:pPr>
+    </w:p>
+    <w:p>
+      <w:pPr>
+        <w:spacing w:line="360" w:lineRule="auto"/>
+        <w:rPr>
+          <w:rFonts w:ascii="Times New Roman" w:hAnsi="Times New Roman" w:cs="Times New Roman"/>
+          <w:b/>
+          <w:bCs/>
+          <w:sz w:val="24"/>
+          <w:szCs w:val="24"/>
+        </w:rPr>
+      </w:pPr>
+    </w:p>
+    <w:p>
+      <w:pPr>
+        <w:spacing w:line="360" w:lineRule="auto"/>
+        <w:rPr>
+          <w:rFonts w:ascii="Times New Roman" w:hAnsi="Times New Roman" w:cs="Times New Roman"/>
+          <w:b/>
+          <w:bCs/>
+          <w:sz w:val="24"/>
+          <w:szCs w:val="24"/>
+        </w:rPr>
+      </w:pPr>
+    </w:p>
+    <w:p>
+      <w:pPr>
+        <w:spacing w:line="360" w:lineRule="auto"/>
+        <w:rPr>
+          <w:rFonts w:ascii="Times New Roman" w:hAnsi="Times New Roman" w:cs="Times New Roman"/>
+          <w:b/>
+          <w:bCs/>
+          <w:sz w:val="24"/>
+          <w:szCs w:val="24"/>
+        </w:rPr>
+      </w:pPr>
+    </w:p>
+    <w:p>
+      <w:pPr>
+        <w:spacing w:line="360" w:lineRule="auto"/>
+        <w:rPr>
+          <w:rFonts w:ascii="Times New Roman" w:hAnsi="Times New Roman" w:cs="Times New Roman"/>
+          <w:b/>
+          <w:bCs/>
+          <w:sz w:val="24"/>
+          <w:szCs w:val="24"/>
+        </w:rPr>
+      </w:pPr>
+    </w:p>
+    <w:p>
+      <w:pPr>
         <w:spacing w:line="360" w:lineRule="auto"/>
         <w:rPr>
           <w:rFonts w:ascii="Times New Roman" w:hAnsi="Times New Roman" w:cs="Times New Roman"/>
@@ -521,74 +773,199 @@
     </w:p>
     <w:p>
       <w:pPr>
-        <w:pStyle w:val="Prrafodelista"/>
-        <w:numPr>
-          <w:ilvl w:val="0"/>
-          <w:numId w:val="1"/>
-        </w:numPr>
-        <w:spacing w:line="360" w:lineRule="auto"/>
-        <w:rPr>
-          <w:rFonts w:ascii="Times New Roman" w:hAnsi="Times New Roman" w:cs="Times New Roman"/>
-          <w:b/>
-          <w:bCs/>
-          <w:sz w:val="24"/>
-          <w:szCs w:val="24"/>
-        </w:rPr>
-      </w:pPr>
-      <w:r>
-        <w:rPr>
-          <w:rFonts w:ascii="Times New Roman" w:hAnsi="Times New Roman" w:cs="Times New Roman"/>
-          <w:b/>
-          <w:bCs/>
-          <w:sz w:val="24"/>
-          <w:szCs w:val="24"/>
-        </w:rPr>
-        <w:t>Soleras</w:t>
-      </w:r>
-    </w:p>
-    <w:p>
-      <w:pPr>
-        <w:pStyle w:val="Prrafodelista"/>
-        <w:numPr>
-          <w:ilvl w:val="0"/>
-          <w:numId w:val="7"/>
-        </w:numPr>
-        <w:spacing w:line="360" w:lineRule="auto"/>
-        <w:rPr>
-          <w:rFonts w:ascii="Times New Roman" w:hAnsi="Times New Roman" w:cs="Times New Roman"/>
-          <w:sz w:val="24"/>
-          <w:szCs w:val="24"/>
-        </w:rPr>
-      </w:pPr>
-      <w:r>
-        <w:rPr>
-          <w:rFonts w:ascii="Times New Roman" w:hAnsi="Times New Roman" w:cs="Times New Roman"/>
-          <w:b/>
-          <w:bCs/>
-          <w:sz w:val="24"/>
-          <w:szCs w:val="24"/>
-        </w:rPr>
-        <w:t>Encofrado</w:t>
-      </w:r>
-      <w:r>
-        <w:rPr>
-          <w:rFonts w:ascii="Times New Roman" w:hAnsi="Times New Roman" w:cs="Times New Roman"/>
-          <w:sz w:val="24"/>
-          <w:szCs w:val="24"/>
-        </w:rPr>
-        <w:t xml:space="preserve">: formaletas planas sobre base sólida; revisar tolerancias según NSE 7.1. </w:t>
-      </w:r>
-    </w:p>
-    <w:p>
-      <w:pPr>
-        <w:pStyle w:val="Prrafodelista"/>
-        <w:numPr>
-          <w:ilvl w:val="0"/>
-          <w:numId w:val="7"/>
-        </w:numPr>
-        <w:spacing w:line="360" w:lineRule="auto"/>
-        <w:rPr>
-          <w:rFonts w:ascii="Times New Roman" w:hAnsi="Times New Roman" w:cs="Times New Roman"/>
+        <w:spacing w:line="360" w:lineRule="auto"/>
+        <w:rPr>
+          <w:rFonts w:ascii="Times New Roman" w:hAnsi="Times New Roman" w:cs="Times New Roman"/>
+          <w:sz w:val="24"/>
+          <w:szCs w:val="24"/>
+        </w:rPr>
+      </w:pPr>
+      <w:r>
+        <w:rPr>
+          <w:rFonts w:ascii="Times New Roman" w:hAnsi="Times New Roman" w:cs="Times New Roman"/>
+          <w:sz w:val="24"/>
+          <w:szCs w:val="24"/>
+        </w:rPr>
+        <w:drawing>
+          <wp:anchor distT="0" distB="0" distL="114300" distR="114300" simplePos="0" relativeHeight="251659264" behindDoc="0" locked="0" layoutInCell="1" allowOverlap="1" wp14:anchorId="618E4B0C" wp14:editId="5F3FDD3A">
+            <wp:simplePos x="0" y="0"/>
+            <wp:positionH relativeFrom="margin">
+              <wp:posOffset>-519577</wp:posOffset>
+            </wp:positionH>
+            <wp:positionV relativeFrom="margin">
+              <wp:posOffset>6270994</wp:posOffset>
+            </wp:positionV>
+            <wp:extent cx="2915057" cy="2124371"/>
+            <wp:effectExtent l="0" t="0" r="0" b="0"/>
+            <wp:wrapSquare wrapText="bothSides"/>
+            <wp:docPr id="775213158" name="Imagen 1"/>
+            <wp:cNvGraphicFramePr>
+              <a:graphicFrameLocks xmlns:a="http://schemas.openxmlformats.org/drawingml/2006/main" noChangeAspect="1"/>
+            </wp:cNvGraphicFramePr>
+            <a:graphic xmlns:a="http://schemas.openxmlformats.org/drawingml/2006/main">
+              <a:graphicData uri="http://schemas.openxmlformats.org/drawingml/2006/picture">
+                <pic:pic xmlns:pic="http://schemas.openxmlformats.org/drawingml/2006/picture">
+                  <pic:nvPicPr>
+                    <pic:cNvPr id="775213158" name=""/>
+                    <pic:cNvPicPr/>
+                  </pic:nvPicPr>
+                  <pic:blipFill>
+                    <a:blip r:embed="rId7">
+                      <a:extLst>
+                        <a:ext uri="{28A0092B-C50C-407E-A947-70E740481C1C}">
+                          <a14:useLocalDpi xmlns:a14="http://schemas.microsoft.com/office/drawing/2010/main" val="0"/>
+                        </a:ext>
+                      </a:extLst>
+                    </a:blip>
+                    <a:stretch>
+                      <a:fillRect/>
+                    </a:stretch>
+                  </pic:blipFill>
+                  <pic:spPr>
+                    <a:xfrm>
+                      <a:off x="0" y="0"/>
+                      <a:ext cx="2915057" cy="2124371"/>
+                    </a:xfrm>
+                    <a:prstGeom prst="rect">
+                      <a:avLst/>
+                    </a:prstGeom>
+                  </pic:spPr>
+                </pic:pic>
+              </a:graphicData>
+            </a:graphic>
+          </wp:anchor>
+        </w:drawing>
+      </w:r>
+    </w:p>
+    <w:p>
+      <w:pPr>
+        <w:spacing w:line="360" w:lineRule="auto"/>
+        <w:rPr>
+          <w:rFonts w:ascii="Times New Roman" w:hAnsi="Times New Roman" w:cs="Times New Roman"/>
+          <w:sz w:val="24"/>
+          <w:szCs w:val="24"/>
+        </w:rPr>
+      </w:pPr>
+      <w:r>
+        <w:rPr>
+          <w:rFonts w:ascii="Times New Roman" w:hAnsi="Times New Roman" w:cs="Times New Roman"/>
+          <w:sz w:val="24"/>
+          <w:szCs w:val="24"/>
+        </w:rPr>
+        <w:drawing>
+          <wp:anchor distT="0" distB="0" distL="114300" distR="114300" simplePos="0" relativeHeight="251660288" behindDoc="0" locked="0" layoutInCell="1" allowOverlap="1" wp14:anchorId="441A589C" wp14:editId="4A723D5F">
+            <wp:simplePos x="0" y="0"/>
+            <wp:positionH relativeFrom="margin">
+              <wp:posOffset>2853380</wp:posOffset>
+            </wp:positionH>
+            <wp:positionV relativeFrom="margin">
+              <wp:align>bottom</wp:align>
+            </wp:positionV>
+            <wp:extent cx="2262505" cy="1657985"/>
+            <wp:effectExtent l="0" t="0" r="4445" b="0"/>
+            <wp:wrapSquare wrapText="bothSides"/>
+            <wp:docPr id="61896206" name="Imagen 1"/>
+            <wp:cNvGraphicFramePr>
+              <a:graphicFrameLocks xmlns:a="http://schemas.openxmlformats.org/drawingml/2006/main" noChangeAspect="1"/>
+            </wp:cNvGraphicFramePr>
+            <a:graphic xmlns:a="http://schemas.openxmlformats.org/drawingml/2006/main">
+              <a:graphicData uri="http://schemas.openxmlformats.org/drawingml/2006/picture">
+                <pic:pic xmlns:pic="http://schemas.openxmlformats.org/drawingml/2006/picture">
+                  <pic:nvPicPr>
+                    <pic:cNvPr id="61896206" name=""/>
+                    <pic:cNvPicPr/>
+                  </pic:nvPicPr>
+                  <pic:blipFill>
+                    <a:blip r:embed="rId8">
+                      <a:extLst>
+                        <a:ext uri="{28A0092B-C50C-407E-A947-70E740481C1C}">
+                          <a14:useLocalDpi xmlns:a14="http://schemas.microsoft.com/office/drawing/2010/main" val="0"/>
+                        </a:ext>
+                      </a:extLst>
+                    </a:blip>
+                    <a:stretch>
+                      <a:fillRect/>
+                    </a:stretch>
+                  </pic:blipFill>
+                  <pic:spPr>
+                    <a:xfrm>
+                      <a:off x="0" y="0"/>
+                      <a:ext cx="2262505" cy="1657985"/>
+                    </a:xfrm>
+                    <a:prstGeom prst="rect">
+                      <a:avLst/>
+                    </a:prstGeom>
+                  </pic:spPr>
+                </pic:pic>
+              </a:graphicData>
+            </a:graphic>
+            <wp14:sizeRelH relativeFrom="margin">
+              <wp14:pctWidth>0</wp14:pctWidth>
+            </wp14:sizeRelH>
+            <wp14:sizeRelV relativeFrom="margin">
+              <wp14:pctHeight>0</wp14:pctHeight>
+            </wp14:sizeRelV>
+          </wp:anchor>
+        </w:drawing>
+      </w:r>
+    </w:p>
+    <w:p>
+      <w:pPr>
+        <w:spacing w:line="360" w:lineRule="auto"/>
+        <w:rPr>
+          <w:rFonts w:ascii="Times New Roman" w:hAnsi="Times New Roman" w:cs="Times New Roman"/>
+          <w:sz w:val="24"/>
+          <w:szCs w:val="24"/>
+        </w:rPr>
+      </w:pPr>
+    </w:p>
+    <w:p>
+      <w:pPr>
+        <w:spacing w:line="360" w:lineRule="auto"/>
+        <w:rPr>
+          <w:rFonts w:ascii="Times New Roman" w:hAnsi="Times New Roman" w:cs="Times New Roman"/>
+          <w:sz w:val="24"/>
+          <w:szCs w:val="24"/>
+        </w:rPr>
+      </w:pPr>
+    </w:p>
+    <w:p>
+      <w:pPr>
+        <w:spacing w:line="360" w:lineRule="auto"/>
+        <w:rPr>
+          <w:rFonts w:ascii="Times New Roman" w:hAnsi="Times New Roman" w:cs="Times New Roman"/>
+          <w:sz w:val="24"/>
+          <w:szCs w:val="24"/>
+        </w:rPr>
+      </w:pPr>
+    </w:p>
+    <w:p>
+      <w:pPr>
+        <w:spacing w:line="360" w:lineRule="auto"/>
+        <w:rPr>
+          <w:rFonts w:ascii="Times New Roman" w:hAnsi="Times New Roman" w:cs="Times New Roman"/>
+          <w:sz w:val="24"/>
+          <w:szCs w:val="24"/>
+        </w:rPr>
+      </w:pPr>
+    </w:p>
+    <w:p>
+      <w:pPr>
+        <w:spacing w:line="360" w:lineRule="auto"/>
+        <w:rPr>
+          <w:rFonts w:ascii="Times New Roman" w:hAnsi="Times New Roman" w:cs="Times New Roman"/>
+          <w:sz w:val="24"/>
+          <w:szCs w:val="24"/>
+        </w:rPr>
+      </w:pPr>
+    </w:p>
+    <w:p>
+      <w:pPr>
+        <w:spacing w:line="360" w:lineRule="auto"/>
+        <w:rPr>
+          <w:rFonts w:ascii="Times New Roman" w:hAnsi="Times New Roman" w:cs="Times New Roman"/>
+          <w:b/>
+          <w:bCs/>
           <w:sz w:val="24"/>
           <w:szCs w:val="24"/>
         </w:rPr>
@@ -602,74 +979,6 @@
           <w:szCs w:val="24"/>
         </w:rPr>
         <w:lastRenderedPageBreak/>
-        <w:t>Armado</w:t>
-      </w:r>
-      <w:r>
-        <w:rPr>
-          <w:rFonts w:ascii="Times New Roman" w:hAnsi="Times New Roman" w:cs="Times New Roman"/>
-          <w:sz w:val="24"/>
-          <w:szCs w:val="24"/>
-        </w:rPr>
-        <w:t xml:space="preserve">: malla o refuerzo según diseño estructural; uso de bloques de cobertura para garantizar espesor adecuado. </w:t>
-      </w:r>
-    </w:p>
-    <w:p>
-      <w:pPr>
-        <w:pStyle w:val="Prrafodelista"/>
-        <w:numPr>
-          <w:ilvl w:val="0"/>
-          <w:numId w:val="7"/>
-        </w:numPr>
-        <w:spacing w:line="360" w:lineRule="auto"/>
-        <w:rPr>
-          <w:rFonts w:ascii="Times New Roman" w:hAnsi="Times New Roman" w:cs="Times New Roman"/>
-          <w:sz w:val="24"/>
-          <w:szCs w:val="24"/>
-        </w:rPr>
-      </w:pPr>
-      <w:r>
-        <w:rPr>
-          <w:rFonts w:ascii="Times New Roman" w:hAnsi="Times New Roman" w:cs="Times New Roman"/>
-          <w:b/>
-          <w:bCs/>
-          <w:sz w:val="24"/>
-          <w:szCs w:val="24"/>
-        </w:rPr>
-        <w:t>Curado e instalación</w:t>
-      </w:r>
-      <w:r>
-        <w:rPr>
-          <w:rFonts w:ascii="Times New Roman" w:hAnsi="Times New Roman" w:cs="Times New Roman"/>
-          <w:sz w:val="24"/>
-          <w:szCs w:val="24"/>
-        </w:rPr>
-        <w:t xml:space="preserve">: rociado continuo tras colado para mantener humedad. </w:t>
-      </w:r>
-    </w:p>
-    <w:p>
-      <w:pPr>
-        <w:pStyle w:val="Prrafodelista"/>
-        <w:numPr>
-          <w:ilvl w:val="0"/>
-          <w:numId w:val="1"/>
-        </w:numPr>
-        <w:spacing w:line="360" w:lineRule="auto"/>
-        <w:rPr>
-          <w:rFonts w:ascii="Times New Roman" w:hAnsi="Times New Roman" w:cs="Times New Roman"/>
-          <w:b/>
-          <w:bCs/>
-          <w:sz w:val="24"/>
-          <w:szCs w:val="24"/>
-        </w:rPr>
-      </w:pPr>
-      <w:r>
-        <w:rPr>
-          <w:rFonts w:ascii="Times New Roman" w:hAnsi="Times New Roman" w:cs="Times New Roman"/>
-          <w:b/>
-          <w:bCs/>
-          <w:sz w:val="24"/>
-          <w:szCs w:val="24"/>
-        </w:rPr>
         <w:t>Columnas</w:t>
       </w:r>
     </w:p>
@@ -825,11 +1134,79 @@
     </w:p>
     <w:p>
       <w:pPr>
-        <w:pStyle w:val="Prrafodelista"/>
-        <w:numPr>
-          <w:ilvl w:val="0"/>
-          <w:numId w:val="1"/>
-        </w:numPr>
+        <w:spacing w:line="360" w:lineRule="auto"/>
+        <w:rPr>
+          <w:rFonts w:ascii="Times New Roman" w:hAnsi="Times New Roman" w:cs="Times New Roman"/>
+          <w:sz w:val="24"/>
+          <w:szCs w:val="24"/>
+        </w:rPr>
+      </w:pPr>
+      <w:r>
+        <w:rPr>
+          <w:noProof/>
+        </w:rPr>
+        <w:drawing>
+          <wp:inline distT="0" distB="0" distL="0" distR="0" wp14:anchorId="2B0540BB" wp14:editId="46D1154F">
+            <wp:extent cx="1991497" cy="1321806"/>
+            <wp:effectExtent l="0" t="0" r="8890" b="0"/>
+            <wp:docPr id="1938995223" name="Imagen 2" descr="Construcción De Albañilería. Instalación De Bloques De Clínker Rojo Y  Sellado De Juntas De Mampostería De Ladrillo Columna De Ladrillo Exterior  Con Varilla De Hierro. Fotos, retratos, imágenes y fotografía de archivo"/>
+            <wp:cNvGraphicFramePr>
+              <a:graphicFrameLocks xmlns:a="http://schemas.openxmlformats.org/drawingml/2006/main" noChangeAspect="1"/>
+            </wp:cNvGraphicFramePr>
+            <a:graphic xmlns:a="http://schemas.openxmlformats.org/drawingml/2006/main">
+              <a:graphicData uri="http://schemas.openxmlformats.org/drawingml/2006/picture">
+                <pic:pic xmlns:pic="http://schemas.openxmlformats.org/drawingml/2006/picture">
+                  <pic:nvPicPr>
+                    <pic:cNvPr id="0" name="Picture 3" descr="Construcción De Albañilería. Instalación De Bloques De Clínker Rojo Y  Sellado De Juntas De Mampostería De Ladrillo Columna De Ladrillo Exterior  Con Varilla De Hierro. Fotos, retratos, imágenes y fotografía de archivo"/>
+                    <pic:cNvPicPr>
+                      <a:picLocks noChangeAspect="1" noChangeArrowheads="1"/>
+                    </pic:cNvPicPr>
+                  </pic:nvPicPr>
+                  <pic:blipFill>
+                    <a:blip r:embed="rId9" cstate="print">
+                      <a:extLst>
+                        <a:ext uri="{28A0092B-C50C-407E-A947-70E740481C1C}">
+                          <a14:useLocalDpi xmlns:a14="http://schemas.microsoft.com/office/drawing/2010/main" val="0"/>
+                        </a:ext>
+                      </a:extLst>
+                    </a:blip>
+                    <a:srcRect/>
+                    <a:stretch>
+                      <a:fillRect/>
+                    </a:stretch>
+                  </pic:blipFill>
+                  <pic:spPr bwMode="auto">
+                    <a:xfrm>
+                      <a:off x="0" y="0"/>
+                      <a:ext cx="1996107" cy="1324866"/>
+                    </a:xfrm>
+                    <a:prstGeom prst="rect">
+                      <a:avLst/>
+                    </a:prstGeom>
+                    <a:noFill/>
+                    <a:ln>
+                      <a:noFill/>
+                    </a:ln>
+                  </pic:spPr>
+                </pic:pic>
+              </a:graphicData>
+            </a:graphic>
+          </wp:inline>
+        </w:drawing>
+      </w:r>
+    </w:p>
+    <w:p>
+      <w:pPr>
+        <w:spacing w:line="360" w:lineRule="auto"/>
+        <w:rPr>
+          <w:rFonts w:ascii="Times New Roman" w:hAnsi="Times New Roman" w:cs="Times New Roman"/>
+          <w:sz w:val="24"/>
+          <w:szCs w:val="24"/>
+        </w:rPr>
+      </w:pPr>
+    </w:p>
+    <w:p>
+      <w:pPr>
         <w:spacing w:line="360" w:lineRule="auto"/>
         <w:rPr>
           <w:rFonts w:ascii="Times New Roman" w:hAnsi="Times New Roman" w:cs="Times New Roman"/>
@@ -992,11 +1369,26 @@
     </w:p>
     <w:p>
       <w:pPr>
-        <w:pStyle w:val="Prrafodelista"/>
-        <w:numPr>
-          <w:ilvl w:val="0"/>
-          <w:numId w:val="1"/>
-        </w:numPr>
+        <w:spacing w:line="360" w:lineRule="auto"/>
+        <w:rPr>
+          <w:rFonts w:ascii="Times New Roman" w:hAnsi="Times New Roman" w:cs="Times New Roman"/>
+          <w:sz w:val="24"/>
+          <w:szCs w:val="24"/>
+        </w:rPr>
+      </w:pPr>
+    </w:p>
+    <w:p>
+      <w:pPr>
+        <w:spacing w:line="360" w:lineRule="auto"/>
+        <w:rPr>
+          <w:rFonts w:ascii="Times New Roman" w:hAnsi="Times New Roman" w:cs="Times New Roman"/>
+          <w:sz w:val="24"/>
+          <w:szCs w:val="24"/>
+        </w:rPr>
+      </w:pPr>
+    </w:p>
+    <w:p>
+      <w:pPr>
         <w:spacing w:line="360" w:lineRule="auto"/>
         <w:rPr>
           <w:rFonts w:ascii="Times New Roman" w:hAnsi="Times New Roman" w:cs="Times New Roman"/>
@@ -1111,6 +1503,7 @@
           <w:sz w:val="24"/>
           <w:szCs w:val="24"/>
         </w:rPr>
+        <w:lastRenderedPageBreak/>
         <w:t>Curado</w:t>
       </w:r>
       <w:r>
@@ -1164,48 +1557,6 @@
           <w:rFonts w:ascii="Times New Roman" w:hAnsi="Times New Roman" w:cs="Times New Roman"/>
           <w:sz w:val="24"/>
           <w:szCs w:val="24"/>
-        </w:rPr>
-      </w:pPr>
-    </w:p>
-    <w:p>
-      <w:pPr>
-        <w:spacing w:line="360" w:lineRule="auto"/>
-        <w:rPr>
-          <w:rFonts w:ascii="Times New Roman" w:hAnsi="Times New Roman" w:cs="Times New Roman"/>
-          <w:sz w:val="24"/>
-          <w:szCs w:val="24"/>
-        </w:rPr>
-      </w:pPr>
-    </w:p>
-    <w:p>
-      <w:pPr>
-        <w:spacing w:line="360" w:lineRule="auto"/>
-        <w:rPr>
-          <w:rFonts w:ascii="Times New Roman" w:hAnsi="Times New Roman" w:cs="Times New Roman"/>
-          <w:sz w:val="24"/>
-          <w:szCs w:val="24"/>
-        </w:rPr>
-      </w:pPr>
-    </w:p>
-    <w:p>
-      <w:pPr>
-        <w:spacing w:line="360" w:lineRule="auto"/>
-        <w:rPr>
-          <w:rFonts w:ascii="Times New Roman" w:hAnsi="Times New Roman" w:cs="Times New Roman"/>
-          <w:sz w:val="24"/>
-          <w:szCs w:val="24"/>
-          <w:lang w:val="es-ES"/>
-        </w:rPr>
-      </w:pPr>
-    </w:p>
-    <w:p>
-      <w:pPr>
-        <w:spacing w:line="360" w:lineRule="auto"/>
-        <w:rPr>
-          <w:rFonts w:ascii="Times New Roman" w:hAnsi="Times New Roman" w:cs="Times New Roman"/>
-          <w:sz w:val="24"/>
-          <w:szCs w:val="24"/>
-          <w:lang w:val="es-ES"/>
         </w:rPr>
       </w:pPr>
     </w:p>
@@ -3292,6 +3643,7 @@
   <w:style w:type="character" w:default="1" w:styleId="Fuentedeprrafopredeter">
     <w:name w:val="Default Paragraph Font"/>
     <w:uiPriority w:val="1"/>
+    <w:semiHidden/>
     <w:unhideWhenUsed/>
   </w:style>
   <w:style w:type="table" w:default="1" w:styleId="Tablanormal">
